--- a/frontend/files/step-wjyr5c-0.docx
+++ b/frontend/files/step-wjyr5c-0.docx
@@ -53,23 +53,7 @@
         <w:t>Что делаем:</w:t>
       </w:r>
       <w:r>
-        <w:t xml:space="preserve"> оплачиваем </w:t>
-      </w:r>
-      <w:proofErr w:type="spellStart"/>
-      <w:r>
-        <w:t>Claude</w:t>
-      </w:r>
-      <w:proofErr w:type="spellEnd"/>
-      <w:r>
-        <w:t xml:space="preserve">, потому что без подписки </w:t>
-      </w:r>
-      <w:proofErr w:type="spellStart"/>
-      <w:r>
-        <w:t>Cowork</w:t>
-      </w:r>
-      <w:proofErr w:type="spellEnd"/>
-      <w:r>
-        <w:t xml:space="preserve"> не работает.</w:t>
+        <w:t xml:space="preserve"> оплачиваем Claude, потому что без подписки Cowork не работает.</w:t>
       </w:r>
     </w:p>
     <w:p>
@@ -124,8 +108,6 @@
         </w:rPr>
         <w:t xml:space="preserve">Зайди на </w:t>
       </w:r>
-      <w:proofErr w:type="spellStart"/>
-      <w:proofErr w:type="gramStart"/>
       <w:r>
         <w:rPr>
           <w:b/>
@@ -135,8 +117,6 @@
         </w:rPr>
         <w:t>plati.market</w:t>
       </w:r>
-      <w:proofErr w:type="spellEnd"/>
-      <w:proofErr w:type="gramEnd"/>
       <w:r>
         <w:rPr>
           <w:sz w:val="23"/>
@@ -159,23 +139,7 @@
           <w:sz w:val="23"/>
           <w:szCs w:val="23"/>
         </w:rPr>
-        <w:t xml:space="preserve">Найди продавца подписки </w:t>
-      </w:r>
-      <w:proofErr w:type="spellStart"/>
-      <w:r>
-        <w:rPr>
-          <w:sz w:val="23"/>
-          <w:szCs w:val="23"/>
-        </w:rPr>
-        <w:t>Claude</w:t>
-      </w:r>
-      <w:proofErr w:type="spellEnd"/>
-      <w:r>
-        <w:rPr>
-          <w:sz w:val="23"/>
-          <w:szCs w:val="23"/>
-        </w:rPr>
-        <w:t xml:space="preserve">. Смотри </w:t>
+        <w:t xml:space="preserve">Найди продавца подписки Claude. Смотри </w:t>
       </w:r>
       <w:r>
         <w:rPr>
@@ -329,13 +293,14 @@
       <w:r>
         <w:t xml:space="preserve">👉 </w:t>
       </w:r>
-      <w:r>
-        <w:rPr>
-          <w:b/>
-          <w:bCs/>
-        </w:rPr>
-        <w:t>https://platipomiru.com/?code=Z698WS4G</w:t>
-      </w:r>
+      <w:hyperlink r:id="rId7" w:history="1">
+        <w:r>
+          <w:rPr>
+            <w:rStyle w:val="a5"/>
+          </w:rPr>
+          <w:t>Сайт</w:t>
+        </w:r>
+      </w:hyperlink>
     </w:p>
     <w:p>
       <w:pPr>
@@ -415,23 +380,7 @@
           <w:szCs w:val="23"/>
         </w:rPr>
         <w:lastRenderedPageBreak/>
-        <w:t xml:space="preserve">Оплати этой картой подписку </w:t>
-      </w:r>
-      <w:proofErr w:type="spellStart"/>
-      <w:r>
-        <w:rPr>
-          <w:sz w:val="23"/>
-          <w:szCs w:val="23"/>
-        </w:rPr>
-        <w:t>Claude</w:t>
-      </w:r>
-      <w:proofErr w:type="spellEnd"/>
-      <w:r>
-        <w:rPr>
-          <w:sz w:val="23"/>
-          <w:szCs w:val="23"/>
-        </w:rPr>
-        <w:t>.</w:t>
+        <w:t>Оплати этой картой подписку Claude.</w:t>
       </w:r>
     </w:p>
     <w:p>
@@ -519,12 +468,6 @@
         <w:gridCol w:w="9000"/>
       </w:tblGrid>
       <w:tr>
-        <w:tblPrEx>
-          <w:tblCellMar>
-            <w:top w:w="0" w:type="dxa"/>
-            <w:bottom w:w="0" w:type="dxa"/>
-          </w:tblCellMar>
-        </w:tblPrEx>
         <w:tc>
           <w:tcPr>
             <w:tcW w:w="9000" w:type="dxa"/>
@@ -568,23 +511,7 @@
                 <w:sz w:val="22"/>
                 <w:szCs w:val="22"/>
               </w:rPr>
-              <w:t xml:space="preserve"> Зайди в настройки аккаунта </w:t>
-            </w:r>
-            <w:proofErr w:type="spellStart"/>
-            <w:r>
-              <w:rPr>
-                <w:sz w:val="22"/>
-                <w:szCs w:val="22"/>
-              </w:rPr>
-              <w:t>Claude</w:t>
-            </w:r>
-            <w:proofErr w:type="spellEnd"/>
-            <w:r>
-              <w:rPr>
-                <w:sz w:val="22"/>
-                <w:szCs w:val="22"/>
-              </w:rPr>
-              <w:t xml:space="preserve"> и найди поле </w:t>
+              <w:t xml:space="preserve"> Зайди в настройки аккаунта Claude и найди поле </w:t>
             </w:r>
             <w:r>
               <w:rPr>
@@ -609,19 +536,8 @@
                 <w:sz w:val="22"/>
                 <w:szCs w:val="22"/>
               </w:rPr>
-              <w:t xml:space="preserve">United </w:t>
+              <w:t>United States</w:t>
             </w:r>
-            <w:proofErr w:type="spellStart"/>
-            <w:r>
-              <w:rPr>
-                <w:b/>
-                <w:bCs/>
-                <w:sz w:val="22"/>
-                <w:szCs w:val="22"/>
-              </w:rPr>
-              <w:t>States</w:t>
-            </w:r>
-            <w:proofErr w:type="spellEnd"/>
             <w:r>
               <w:rPr>
                 <w:sz w:val="22"/>
@@ -648,23 +564,7 @@
                 <w:sz w:val="22"/>
                 <w:szCs w:val="22"/>
               </w:rPr>
-              <w:t xml:space="preserve"> С европейской картой </w:t>
-            </w:r>
-            <w:proofErr w:type="spellStart"/>
-            <w:r>
-              <w:rPr>
-                <w:sz w:val="22"/>
-                <w:szCs w:val="22"/>
-              </w:rPr>
-              <w:t>Anthropic</w:t>
-            </w:r>
-            <w:proofErr w:type="spellEnd"/>
-            <w:r>
-              <w:rPr>
-                <w:sz w:val="22"/>
-                <w:szCs w:val="22"/>
-              </w:rPr>
-              <w:t xml:space="preserve"> добавляет НДС около 21% — получается примерно 24 доллара вместо 20. Хочешь без налога — бери карту с американской пропиской.</w:t>
+              <w:t xml:space="preserve"> С европейской картой Anthropic добавляет НДС около 21% — получается примерно 24 доллара вместо 20. Хочешь без налога — бери карту с американской пропиской.</w:t>
             </w:r>
           </w:p>
         </w:tc>
@@ -691,12 +591,6 @@
         <w:gridCol w:w="9000"/>
       </w:tblGrid>
       <w:tr>
-        <w:tblPrEx>
-          <w:tblCellMar>
-            <w:top w:w="0" w:type="dxa"/>
-            <w:bottom w:w="0" w:type="dxa"/>
-          </w:tblCellMar>
-        </w:tblPrEx>
         <w:tc>
           <w:tcPr>
             <w:tcW w:w="9000" w:type="dxa"/>
@@ -933,12 +827,6 @@
         <w:gridCol w:w="3000"/>
       </w:tblGrid>
       <w:tr>
-        <w:tblPrEx>
-          <w:tblCellMar>
-            <w:top w:w="0" w:type="dxa"/>
-            <w:bottom w:w="0" w:type="dxa"/>
-          </w:tblCellMar>
-        </w:tblPrEx>
         <w:trPr>
           <w:tblHeader/>
         </w:trPr>
@@ -1022,12 +910,6 @@
         </w:tc>
       </w:tr>
       <w:tr>
-        <w:tblPrEx>
-          <w:tblCellMar>
-            <w:top w:w="0" w:type="dxa"/>
-            <w:bottom w:w="0" w:type="dxa"/>
-          </w:tblCellMar>
-        </w:tblPrEx>
         <w:tc>
           <w:tcPr>
             <w:tcW w:w="3000" w:type="dxa"/>
@@ -1099,12 +981,6 @@
         </w:tc>
       </w:tr>
       <w:tr>
-        <w:tblPrEx>
-          <w:tblCellMar>
-            <w:top w:w="0" w:type="dxa"/>
-            <w:bottom w:w="0" w:type="dxa"/>
-          </w:tblCellMar>
-        </w:tblPrEx>
         <w:tc>
           <w:tcPr>
             <w:tcW w:w="3000" w:type="dxa"/>
@@ -1170,23 +1046,7 @@
                 <w:sz w:val="21"/>
                 <w:szCs w:val="21"/>
               </w:rPr>
-              <w:t xml:space="preserve">Только если работаешь с </w:t>
-            </w:r>
-            <w:proofErr w:type="spellStart"/>
-            <w:r>
-              <w:rPr>
-                <w:sz w:val="21"/>
-                <w:szCs w:val="21"/>
-              </w:rPr>
-              <w:t>Claude</w:t>
-            </w:r>
-            <w:proofErr w:type="spellEnd"/>
-            <w:r>
-              <w:rPr>
-                <w:sz w:val="21"/>
-                <w:szCs w:val="21"/>
-              </w:rPr>
-              <w:t xml:space="preserve"> по 8–10 часов в день на реальных проектах и упираешься в лимиты Pro. До этого момента не нужен</w:t>
+              <w:t>Только если работаешь с Claude по 8–10 часов в день на реальных проектах и упираешься в лимиты Pro. До этого момента не нужен</w:t>
             </w:r>
           </w:p>
         </w:tc>
@@ -1198,8 +1058,8 @@
       </w:pPr>
     </w:p>
     <w:sectPr>
-      <w:headerReference w:type="default" r:id="rId7"/>
-      <w:footerReference w:type="default" r:id="rId8"/>
+      <w:headerReference w:type="default" r:id="rId8"/>
+      <w:footerReference w:type="default" r:id="rId9"/>
       <w:pgSz w:w="11906" w:h="16838"/>
       <w:pgMar w:top="1600" w:right="1620" w:bottom="1500" w:left="1620" w:header="708" w:footer="708" w:gutter="0"/>
       <w:cols w:space="720"/>
@@ -1333,27 +1193,7 @@
         <w:sz w:val="17"/>
         <w:szCs w:val="17"/>
       </w:rPr>
-      <w:t xml:space="preserve">Как подключить </w:t>
-    </w:r>
-    <w:proofErr w:type="spellStart"/>
-    <w:r>
-      <w:rPr>
-        <w:color w:val="6B635C"/>
-        <w:spacing w:val="20"/>
-        <w:sz w:val="17"/>
-        <w:szCs w:val="17"/>
-      </w:rPr>
-      <w:t>Cowork</w:t>
-    </w:r>
-    <w:proofErr w:type="spellEnd"/>
-    <w:r>
-      <w:rPr>
-        <w:color w:val="6B635C"/>
-        <w:spacing w:val="20"/>
-        <w:sz w:val="17"/>
-        <w:szCs w:val="17"/>
-      </w:rPr>
-      <w:t xml:space="preserve"> на компьютере</w:t>
+      <w:t>Как подключить Cowork на компьютере</w:t>
     </w:r>
   </w:p>
 </w:hdr>
@@ -2230,6 +2070,18 @@
       <w:szCs w:val="20"/>
     </w:rPr>
   </w:style>
+  <w:style w:type="character" w:styleId="ac">
+    <w:name w:val="Unresolved Mention"/>
+    <w:basedOn w:val="a0"/>
+    <w:uiPriority w:val="99"/>
+    <w:semiHidden/>
+    <w:unhideWhenUsed/>
+    <w:rsid w:val="002E16D3"/>
+    <w:rPr>
+      <w:color w:val="605E5C"/>
+      <w:shd w:val="clear" w:color="auto" w:fill="E1DFDD"/>
+    </w:rPr>
+  </w:style>
 </w:styles>
 </file>
 
